--- a/Programacion II/Kit docente/Clase 12/Quiz Clase 12 - VetCare.docx
+++ b/Programacion II/Kit docente/Clase 12/Quiz Clase 12 - VetCare.docx
@@ -127,7 +127,7 @@
           <w:color w:val="2B2B2B"/>
           <w:sz w:val="22"/>
         </w:rPr>
-        <w:t>2. Si la ventana crea su propio ServicioVetCare y el main crea otro, lo que se registra puede no ser lo que se guarda al cerrar.</w:t>
+        <w:t>2. Si la ventana crea su propio ServicioClinica y el main crea otro, lo que se registra puede no ser lo que se guarda al cerrar.</w:t>
       </w:r>
     </w:p>
     <w:p>
